--- a/Chapter 7 - Observational Validation and Comparison.docx
+++ b/Chapter 7 - Observational Validation and Comparison.docx
@@ -1,6 +1,6 @@
 
 <file path=word/document.xml><?xml version="1.0" encoding="utf-8"?>
-<w:document xmlns:wpc="http://schemas.microsoft.com/office/word/2010/wordprocessingCanvas" xmlns:mc="http://schemas.openxmlformats.org/markup-compatibility/2006" xmlns:o="urn:schemas-microsoft-com:office:office" xmlns:r="http://schemas.openxmlformats.org/officeDocument/2006/relationships" xmlns:m="http://schemas.openxmlformats.org/officeDocument/2006/math" xmlns:v="urn:schemas-microsoft-com:vml" xmlns:wp14="http://schemas.microsoft.com/office/word/2010/wordprocessingDrawing" xmlns:wp="http://schemas.openxmlformats.org/drawingml/2006/wordprocessingDrawing" xmlns:w10="urn:schemas-microsoft-com:office:word" xmlns:w="http://schemas.openxmlformats.org/wordprocessingml/2006/main" xmlns:w14="http://schemas.microsoft.com/office/word/2010/wordml" xmlns:w15="http://schemas.microsoft.com/office/word/2012/wordml" xmlns:wpg="http://schemas.microsoft.com/office/word/2010/wordprocessingGroup" xmlns:wpi="http://schemas.microsoft.com/office/word/2010/wordprocessingInk" xmlns:wne="http://schemas.microsoft.com/office/word/2006/wordml" xmlns:wps="http://schemas.microsoft.com/office/word/2010/wordprocessingShape" xmlns:w16se="http://schemas.microsoft.com/office/word/2015/wordml/symex" xmlns:w16cid="http://schemas.microsoft.com/office/word/2016/wordml/cid" xmlns:w16="http://schemas.microsoft.com/office/word/2018/wordml" xmlns:w16cex="http://schemas.microsoft.com/office/word/2018/wordml/cex" xmlns:w16sdtdh="http://schemas.microsoft.com/office/word/2020/wordml/sdtdatahash" xmlns:w16sdtfl="http://schemas.microsoft.com/office/word/2024/wordml/sdtformatlock" xmlns:a="http://schemas.openxmlformats.org/drawingml/2006/main" xmlns:pic="http://schemas.openxmlformats.org/drawingml/2006/picture" xmlns:a14="http://schemas.microsoft.com/office/drawing/2010/main" mc:Ignorable="w14 w15 wp14 w16se w16cid w16 w16cex w16sdtdh w16sdtfl">
+<w:document xmlns:wpc="http://schemas.microsoft.com/office/word/2010/wordprocessingCanvas" xmlns:mc="http://schemas.openxmlformats.org/markup-compatibility/2006" xmlns:o="urn:schemas-microsoft-com:office:office" xmlns:r="http://schemas.openxmlformats.org/officeDocument/2006/relationships" xmlns:m="http://schemas.openxmlformats.org/officeDocument/2006/math" xmlns:v="urn:schemas-microsoft-com:vml" xmlns:wp14="http://schemas.microsoft.com/office/word/2010/wordprocessingDrawing" xmlns:wp="http://schemas.openxmlformats.org/drawingml/2006/wordprocessingDrawing" xmlns:w10="urn:schemas-microsoft-com:office:word" xmlns:w="http://schemas.openxmlformats.org/wordprocessingml/2006/main" xmlns:w14="http://schemas.microsoft.com/office/word/2010/wordml" xmlns:w15="http://schemas.microsoft.com/office/word/2012/wordml" xmlns:wpg="http://schemas.microsoft.com/office/word/2010/wordprocessingGroup" xmlns:wpi="http://schemas.microsoft.com/office/word/2010/wordprocessingInk" xmlns:wne="http://schemas.microsoft.com/office/word/2006/wordml" xmlns:wps="http://schemas.microsoft.com/office/word/2010/wordprocessingShape" xmlns:w16se="http://schemas.microsoft.com/office/word/2015/wordml/symex" xmlns:w16cid="http://schemas.microsoft.com/office/word/2016/wordml/cid" xmlns:w16="http://schemas.microsoft.com/office/word/2018/wordml" xmlns:w16cex="http://schemas.microsoft.com/office/word/2018/wordml/cex" xmlns:w16sdtdh="http://schemas.microsoft.com/office/word/2020/wordml/sdtdatahash" xmlns:w16sdtfl="http://schemas.microsoft.com/office/word/2024/wordml/sdtformatlock" xmlns:a="http://schemas.openxmlformats.org/drawingml/2006/main" xmlns:pic="http://schemas.openxmlformats.org/drawingml/2006/picture" xmlns:a14="http://schemas.microsoft.com/office/drawing/2010/main" xmlns:woe="http://schemas.microsoft.com/office/word/2020/oembed" mc:Ignorable="w14 w15 wp14 w16se w16cid w16 w16cex w16sdtdh w16sdtfl">
   <w:body>
     <w:p xmlns:wp14="http://schemas.microsoft.com/office/word/2010/wordml" wp14:paraId="2C078E63" wp14:textId="57DD43B9">
       <w:pPr>
@@ -1559,7 +1559,7 @@
       </w:pPr>
       <w:r>
         <w:drawing>
-          <wp:inline wp14:editId="4350C505" wp14:anchorId="707023DD">
+          <wp:inline wp14:editId="5DB47707" wp14:anchorId="707023DD">
             <wp:extent cx="6858000" cy="5400675"/>
             <wp:effectExtent l="0" t="0" r="0" b="0"/>
             <wp:docPr id="1352550764" name="drawing"/>
@@ -1607,7 +1607,7 @@
       </w:pPr>
       <w:r>
         <w:drawing>
-          <wp:inline wp14:editId="1E311E2E" wp14:anchorId="3A9112AE">
+          <wp:inline wp14:editId="68EDFF9F" wp14:anchorId="3A9112AE">
             <wp:extent cx="6858000" cy="5105400"/>
             <wp:effectExtent l="0" t="0" r="0" b="0"/>
             <wp:docPr id="425808210" name="drawing"/>
@@ -1655,7 +1655,7 @@
       </w:pPr>
       <w:r>
         <w:drawing>
-          <wp:inline wp14:editId="4E0948D1" wp14:anchorId="6FF894D8">
+          <wp:inline wp14:editId="3A7047DF" wp14:anchorId="6FF894D8">
             <wp:extent cx="6858000" cy="5562600"/>
             <wp:effectExtent l="0" t="0" r="0" b="0"/>
             <wp:docPr id="1177337018" name="drawing"/>
@@ -1703,7 +1703,7 @@
       </w:pPr>
       <w:r>
         <w:drawing>
-          <wp:inline wp14:editId="630540D5" wp14:anchorId="7FFD3A09">
+          <wp:inline wp14:editId="7E4062EA" wp14:anchorId="7FFD3A09">
             <wp:extent cx="6858000" cy="5638800"/>
             <wp:effectExtent l="0" t="0" r="0" b="0"/>
             <wp:docPr id="883453760" name="drawing"/>
@@ -1751,7 +1751,7 @@
       </w:pPr>
       <w:r>
         <w:drawing>
-          <wp:inline wp14:editId="4A6033B3" wp14:anchorId="03BA3FE0">
+          <wp:inline wp14:editId="2E625A5A" wp14:anchorId="03BA3FE0">
             <wp:extent cx="6858000" cy="4848225"/>
             <wp:effectExtent l="0" t="0" r="0" b="0"/>
             <wp:docPr id="19196958" name="drawing"/>
@@ -1814,7 +1814,7 @@
       </w:pPr>
       <w:r>
         <w:drawing>
-          <wp:inline wp14:editId="3482D702" wp14:anchorId="3F96F661">
+          <wp:inline wp14:editId="5DBEC4D0" wp14:anchorId="3F96F661">
             <wp:extent cx="6858000" cy="5295900"/>
             <wp:effectExtent l="0" t="0" r="0" b="0"/>
             <wp:docPr id="1471890612" name="drawing"/>
@@ -2270,7 +2270,7 @@
       </w:pPr>
       <w:r>
         <w:drawing>
-          <wp:inline wp14:editId="2A74BC69" wp14:anchorId="475F2BE9">
+          <wp:inline wp14:editId="33EA08C7" wp14:anchorId="475F2BE9">
             <wp:extent cx="6858000" cy="5295900"/>
             <wp:effectExtent l="0" t="0" r="0" b="0"/>
             <wp:docPr id="607935502" name="drawing"/>
@@ -2318,7 +2318,7 @@
       </w:pPr>
       <w:r>
         <w:drawing>
-          <wp:inline wp14:editId="3BC8A3D6" wp14:anchorId="06AA14EC">
+          <wp:inline wp14:editId="37BB3B2E" wp14:anchorId="06AA14EC">
             <wp:extent cx="6796457" cy="6878232"/>
             <wp:effectExtent l="0" t="0" r="0" b="0"/>
             <wp:docPr id="1166692781" name="drawing"/>
@@ -2405,7 +2405,7 @@
       </w:pPr>
       <w:r>
         <w:drawing>
-          <wp:inline wp14:editId="0F675F4A" wp14:anchorId="2672EFBA">
+          <wp:inline wp14:editId="3EA3CB6F" wp14:anchorId="2672EFBA">
             <wp:extent cx="6858000" cy="6858000"/>
             <wp:effectExtent l="0" t="0" r="0" b="0"/>
             <wp:docPr id="1698538338" name="drawing"/>
@@ -2450,6 +2450,526 @@
     <w:p>
       <w:pPr>
         <w:pStyle w:val="Normal"/>
+        <w:rPr>
+          <w:rFonts w:ascii="Aptos" w:hAnsi="Aptos" w:eastAsia="Aptos" w:cs="Aptos"/>
+          <w:noProof w:val="0"/>
+          <w:sz w:val="24"/>
+          <w:szCs w:val="24"/>
+          <w:lang w:val="en-US"/>
+        </w:rPr>
+      </w:pPr>
+      <w:hyperlink r:id="R4b4790a051f54b7f">
+        <w:r>
+          <w:rPr>
+            <w:rStyle w:val="Hyperlink"/>
+            <w:noProof w:val="0"/>
+            <w:lang w:val="en-US"/>
+          </w:rPr>
+          <w:t>Chandra :: Photo Album :: Crab Nebula :: March 14, 2018</w:t>
+        </w:r>
+      </w:hyperlink>
+    </w:p>
+    <w:p>
+      <w:pPr>
+        <w:pStyle w:val="Normal"/>
+        <w:rPr>
+          <w:rFonts w:ascii="Aptos" w:hAnsi="Aptos" w:eastAsia="Aptos" w:cs="Aptos"/>
+          <w:noProof w:val="0"/>
+          <w:sz w:val="24"/>
+          <w:szCs w:val="24"/>
+          <w:lang w:val="en-US"/>
+        </w:rPr>
+      </w:pPr>
+      <w:hyperlink r:id="R3e5b05d50c6b444f">
+        <w:r>
+          <w:rPr>
+            <w:rStyle w:val="Hyperlink"/>
+            <w:noProof w:val="0"/>
+            <w:lang w:val="en-US"/>
+          </w:rPr>
+          <w:t>Evaluation of a frequency-dependent phase shift in chirped Raman lasers for atom gravimeters | Phys. Rev. A</w:t>
+        </w:r>
+      </w:hyperlink>
+      <w:r>
+        <w:rPr>
+          <w:noProof w:val="0"/>
+          <w:lang w:val="en-US"/>
+        </w:rPr>
+        <w:t xml:space="preserve"> </w:t>
+      </w:r>
+    </w:p>
+    <w:p>
+      <w:pPr>
+        <w:pStyle w:val="Normal"/>
+        <w:rPr>
+          <w:noProof w:val="0"/>
+          <w:lang w:val="en-US"/>
+        </w:rPr>
+      </w:pPr>
+      <w:hyperlink r:id="R758a7531e22e445b">
+        <w:r>
+          <w:rPr>
+            <w:rStyle w:val="Hyperlink"/>
+            <w:noProof w:val="0"/>
+            <w:lang w:val="en-US"/>
+          </w:rPr>
+          <w:t>https://www.youtube.com/watch?v=ZvMaSn3HMhI&amp;time_continue=33&amp;source_ve_path=NzY3NTg&amp;embeds_referring_euri=https%3A%2F%2Fnewsif.online%2F</w:t>
+        </w:r>
+      </w:hyperlink>
+    </w:p>
+    <w:p>
+      <w:r>
+        <w:drawing>
+          <wp:anchor distT="0" distB="0" distL="114300" distR="114300" simplePos="0" relativeHeight="251658240" behindDoc="0" locked="0" layoutInCell="1" allowOverlap="1" wp14:editId="2A77CC82" wp14:anchorId="67F3E248">
+            <wp:simplePos x="0" y="0"/>
+            <wp:positionH relativeFrom="column">
+              <wp:align>left</wp:align>
+            </wp:positionH>
+            <wp:positionV relativeFrom="paragraph">
+              <wp:posOffset>0</wp:posOffset>
+            </wp:positionV>
+            <wp:extent cx="6690784" cy="3857625"/>
+            <wp:effectExtent l="0" t="0" r="0" b="0"/>
+            <wp:wrapSquare wrapText="bothSides"/>
+            <wp:docPr id="1165841840" name="picture" descr="U,{6d62f856-a958-45e7-afc6-93a9d94676b7}{185},14.63425925925926,8.4375" title="Video titled: Shocking! Voyager Found a 50,000K Wall at the Solar System’s Edge">
+              <a:hlinkClick r:id="Ra999082a592c4142"/>
+            </wp:docPr>
+            <wp:cNvGraphicFramePr>
+              <a:graphicFrameLocks noGrp="1" noSelect="1" noChangeAspect="1" noMove="1" noResize="1"/>
+            </wp:cNvGraphicFramePr>
+            <a:graphic>
+              <a:graphicData uri="http://schemas.openxmlformats.org/drawingml/2006/picture">
+                <pic:pic>
+                  <pic:nvPicPr>
+                    <pic:cNvPr id="0" name="picture"/>
+                    <pic:cNvPicPr>
+                      <a:picLocks noGrp="1" noRot="1" noChangeAspect="1" noMove="1" noResize="1" noEditPoints="1" noAdjustHandles="1" noChangeArrowheads="1" noChangeShapeType="1" noCrop="1"/>
+                    </pic:cNvPicPr>
+                  </pic:nvPicPr>
+                  <pic:blipFill>
+                    <a:blip r:embed="R084e7aa064bb45cb">
+                      <a:extLst>
+                        <a:ext xmlns:a="http://schemas.openxmlformats.org/drawingml/2006/main" uri="{28A0092B-C50C-407E-A947-70E740481C1C}">
+                          <a14:useLocalDpi val="0"/>
+                        </a:ext>
+                        <a:ext uri="http://schemas.microsoft.com/office/word/2020/oembed">
+                          <woe:oembed oEmbedUrl="https://www.youtube.com/watch?v=ZvMaSn3HMhI&amp;time_continue=33&amp;source_ve_path=NzY3NTg&amp;embeds_referring_euri=https%3A%2F%2Fnewsif.online%2F" mediaType="Video" picLocksAutoForOEmbed="1"/>
+                        </a:ext>
+                      </a:extLst>
+                    </a:blip>
+                    <a:stretch>
+                      <a:fillRect/>
+                    </a:stretch>
+                  </pic:blipFill>
+                  <pic:spPr>
+                    <a:xfrm>
+                      <a:off x="0" y="0"/>
+                      <a:ext cx="6690784" cy="3857625"/>
+                    </a:xfrm>
+                    <a:prstGeom prst="rect">
+                      <a:avLst/>
+                    </a:prstGeom>
+                  </pic:spPr>
+                </pic:pic>
+              </a:graphicData>
+            </a:graphic>
+            <wp14:sizeRelH relativeFrom="page">
+              <wp14:pctWidth>0</wp14:pctWidth>
+            </wp14:sizeRelH>
+            <wp14:sizeRelV relativeFrom="page">
+              <wp14:pctHeight>0</wp14:pctHeight>
+            </wp14:sizeRelV>
+          </wp:anchor>
+        </w:drawing>
+      </w:r>
+    </w:p>
+    <w:p w14:noSpellErr="1">
+      <w:pPr>
+        <w:pStyle w:val="Normal"/>
+        <w:rPr>
+          <w:noProof w:val="0"/>
+          <w:lang w:val="en-US"/>
+        </w:rPr>
+      </w:pPr>
+      <w:r>
+        <w:drawing>
+          <wp:inline wp14:editId="714BA9AF" wp14:anchorId="05B57A1E">
+            <wp:extent cx="6187976" cy="5037256"/>
+            <wp:effectExtent l="0" t="0" r="0" b="0"/>
+            <wp:docPr id="1202362915" name="drawing"/>
+            <wp:cNvGraphicFramePr>
+              <a:graphicFrameLocks noChangeAspect="1"/>
+            </wp:cNvGraphicFramePr>
+            <a:graphic>
+              <a:graphicData xmlns:a="http://schemas.openxmlformats.org/drawingml/2006/main" uri="http://schemas.openxmlformats.org/drawingml/2006/picture">
+                <pic:pic xmlns:pic="http://schemas.openxmlformats.org/drawingml/2006/picture">
+                  <pic:nvPicPr>
+                    <pic:cNvPr id="1202362915" name="Picture 1202362915"/>
+                    <pic:cNvPicPr/>
+                  </pic:nvPicPr>
+                  <pic:blipFill>
+                    <a:blip xmlns:r="http://schemas.openxmlformats.org/officeDocument/2006/relationships" r:embed="rId437513869">
+                      <a:extLst>
+                        <a:ext uri="{28A0092B-C50C-407E-A947-70E740481C1C}">
+                          <a14:useLocalDpi xmlns:a14="http://schemas.microsoft.com/office/drawing/2010/main"/>
+                        </a:ext>
+                      </a:extLst>
+                    </a:blip>
+                    <a:stretch>
+                      <a:fillRect/>
+                    </a:stretch>
+                  </pic:blipFill>
+                  <pic:spPr>
+                    <a:xfrm>
+                      <a:off x="0" y="0"/>
+                      <a:ext cx="6187976" cy="5037256"/>
+                    </a:xfrm>
+                    <a:prstGeom prst="rect">
+                      <a:avLst/>
+                    </a:prstGeom>
+                  </pic:spPr>
+                </pic:pic>
+              </a:graphicData>
+            </a:graphic>
+          </wp:inline>
+        </w:drawing>
+      </w:r>
+      <w:r>
+        <w:rPr>
+          <w:noProof w:val="0"/>
+          <w:lang w:val="en-US"/>
+        </w:rPr>
+        <w:t xml:space="preserve"> </w:t>
+      </w:r>
+    </w:p>
+    <w:p>
+      <w:pPr>
+        <w:pStyle w:val="Normal"/>
+        <w:rPr>
+          <w:noProof w:val="0"/>
+          <w:lang w:val="en-US"/>
+        </w:rPr>
+      </w:pPr>
+      <w:r>
+        <w:drawing>
+          <wp:inline wp14:editId="419E9E76" wp14:anchorId="6D1D9C96">
+            <wp:extent cx="6215222" cy="5379757"/>
+            <wp:effectExtent l="0" t="0" r="0" b="0"/>
+            <wp:docPr id="1656629778" name="drawing"/>
+            <wp:cNvGraphicFramePr>
+              <a:graphicFrameLocks noChangeAspect="1"/>
+            </wp:cNvGraphicFramePr>
+            <a:graphic>
+              <a:graphicData xmlns:a="http://schemas.openxmlformats.org/drawingml/2006/main" uri="http://schemas.openxmlformats.org/drawingml/2006/picture">
+                <pic:pic xmlns:pic="http://schemas.openxmlformats.org/drawingml/2006/picture">
+                  <pic:nvPicPr>
+                    <pic:cNvPr id="1656629778" name="Picture 1656629778"/>
+                    <pic:cNvPicPr/>
+                  </pic:nvPicPr>
+                  <pic:blipFill>
+                    <a:blip xmlns:r="http://schemas.openxmlformats.org/officeDocument/2006/relationships" r:embed="rId1886050813">
+                      <a:extLst>
+                        <a:ext uri="{28A0092B-C50C-407E-A947-70E740481C1C}">
+                          <a14:useLocalDpi xmlns:a14="http://schemas.microsoft.com/office/drawing/2010/main"/>
+                        </a:ext>
+                      </a:extLst>
+                    </a:blip>
+                    <a:stretch>
+                      <a:fillRect/>
+                    </a:stretch>
+                  </pic:blipFill>
+                  <pic:spPr>
+                    <a:xfrm rot="0">
+                      <a:off x="0" y="0"/>
+                      <a:ext cx="6215222" cy="5379757"/>
+                    </a:xfrm>
+                    <a:prstGeom prst="rect">
+                      <a:avLst/>
+                    </a:prstGeom>
+                  </pic:spPr>
+                </pic:pic>
+              </a:graphicData>
+            </a:graphic>
+          </wp:inline>
+        </w:drawing>
+      </w:r>
+    </w:p>
+    <w:p>
+      <w:pPr>
+        <w:pStyle w:val="Normal"/>
+        <w:rPr>
+          <w:noProof w:val="0"/>
+          <w:lang w:val="en-US"/>
+        </w:rPr>
+      </w:pPr>
+      <w:r>
+        <w:drawing>
+          <wp:inline wp14:editId="678C91A0" wp14:anchorId="604744E6">
+            <wp:extent cx="6080693" cy="4847271"/>
+            <wp:effectExtent l="0" t="0" r="0" b="0"/>
+            <wp:docPr id="872940163" name="drawing"/>
+            <wp:cNvGraphicFramePr>
+              <a:graphicFrameLocks noChangeAspect="1"/>
+            </wp:cNvGraphicFramePr>
+            <a:graphic>
+              <a:graphicData xmlns:a="http://schemas.openxmlformats.org/drawingml/2006/main" uri="http://schemas.openxmlformats.org/drawingml/2006/picture">
+                <pic:pic xmlns:pic="http://schemas.openxmlformats.org/drawingml/2006/picture">
+                  <pic:nvPicPr>
+                    <pic:cNvPr id="872940163" name="Picture 872940163"/>
+                    <pic:cNvPicPr/>
+                  </pic:nvPicPr>
+                  <pic:blipFill>
+                    <a:blip xmlns:r="http://schemas.openxmlformats.org/officeDocument/2006/relationships" r:embed="rId1737932013">
+                      <a:extLst>
+                        <a:ext uri="{28A0092B-C50C-407E-A947-70E740481C1C}">
+                          <a14:useLocalDpi xmlns:a14="http://schemas.microsoft.com/office/drawing/2010/main"/>
+                        </a:ext>
+                      </a:extLst>
+                    </a:blip>
+                    <a:stretch>
+                      <a:fillRect/>
+                    </a:stretch>
+                  </pic:blipFill>
+                  <pic:spPr>
+                    <a:xfrm rot="0">
+                      <a:off x="0" y="0"/>
+                      <a:ext cx="6080693" cy="4847271"/>
+                    </a:xfrm>
+                    <a:prstGeom prst="rect">
+                      <a:avLst/>
+                    </a:prstGeom>
+                  </pic:spPr>
+                </pic:pic>
+              </a:graphicData>
+            </a:graphic>
+          </wp:inline>
+        </w:drawing>
+      </w:r>
+    </w:p>
+    <w:p>
+      <w:pPr>
+        <w:pStyle w:val="Normal"/>
+        <w:rPr>
+          <w:noProof w:val="0"/>
+          <w:lang w:val="en-US"/>
+        </w:rPr>
+      </w:pPr>
+    </w:p>
+    <w:p>
+      <w:pPr>
+        <w:pStyle w:val="Normal"/>
+        <w:rPr>
+          <w:noProof w:val="0"/>
+          <w:lang w:val="en-US"/>
+        </w:rPr>
+      </w:pPr>
+    </w:p>
+    <w:p>
+      <w:pPr>
+        <w:pStyle w:val="Normal"/>
+        <w:rPr>
+          <w:noProof w:val="0"/>
+          <w:lang w:val="en-US"/>
+        </w:rPr>
+      </w:pPr>
+      <w:r>
+        <w:drawing>
+          <wp:inline wp14:editId="32F1BA61" wp14:anchorId="5A99FBE6">
+            <wp:extent cx="6180356" cy="5326842"/>
+            <wp:effectExtent l="0" t="0" r="0" b="0"/>
+            <wp:docPr id="1474146077" name="drawing"/>
+            <wp:cNvGraphicFramePr>
+              <a:graphicFrameLocks noChangeAspect="1"/>
+            </wp:cNvGraphicFramePr>
+            <a:graphic>
+              <a:graphicData xmlns:a="http://schemas.openxmlformats.org/drawingml/2006/main" uri="http://schemas.openxmlformats.org/drawingml/2006/picture">
+                <pic:pic xmlns:pic="http://schemas.openxmlformats.org/drawingml/2006/picture">
+                  <pic:nvPicPr>
+                    <pic:cNvPr id="1474146077" name="Picture 1474146077"/>
+                    <pic:cNvPicPr/>
+                  </pic:nvPicPr>
+                  <pic:blipFill>
+                    <a:blip xmlns:r="http://schemas.openxmlformats.org/officeDocument/2006/relationships" r:embed="rId1169304497">
+                      <a:extLst>
+                        <a:ext uri="{28A0092B-C50C-407E-A947-70E740481C1C}">
+                          <a14:useLocalDpi xmlns:a14="http://schemas.microsoft.com/office/drawing/2010/main"/>
+                        </a:ext>
+                      </a:extLst>
+                    </a:blip>
+                    <a:stretch>
+                      <a:fillRect/>
+                    </a:stretch>
+                  </pic:blipFill>
+                  <pic:spPr>
+                    <a:xfrm>
+                      <a:off x="0" y="0"/>
+                      <a:ext cx="6180356" cy="5326842"/>
+                    </a:xfrm>
+                    <a:prstGeom prst="rect">
+                      <a:avLst/>
+                    </a:prstGeom>
+                  </pic:spPr>
+                </pic:pic>
+              </a:graphicData>
+            </a:graphic>
+          </wp:inline>
+        </w:drawing>
+      </w:r>
+    </w:p>
+    <w:p>
+      <w:pPr>
+        <w:pStyle w:val="Normal"/>
+        <w:rPr>
+          <w:noProof w:val="0"/>
+          <w:lang w:val="en-US"/>
+        </w:rPr>
+      </w:pPr>
+      <w:r>
+        <w:drawing>
+          <wp:inline wp14:editId="3C7C302A" wp14:anchorId="2AB60EE1">
+            <wp:extent cx="3261643" cy="4877223"/>
+            <wp:effectExtent l="0" t="0" r="0" b="0"/>
+            <wp:docPr id="559125643" name="drawing"/>
+            <wp:cNvGraphicFramePr>
+              <a:graphicFrameLocks noChangeAspect="1"/>
+            </wp:cNvGraphicFramePr>
+            <a:graphic>
+              <a:graphicData xmlns:a="http://schemas.openxmlformats.org/drawingml/2006/main" uri="http://schemas.openxmlformats.org/drawingml/2006/picture">
+                <pic:pic xmlns:pic="http://schemas.openxmlformats.org/drawingml/2006/picture">
+                  <pic:nvPicPr>
+                    <pic:cNvPr id="559125643" name="Picture 559125643"/>
+                    <pic:cNvPicPr/>
+                  </pic:nvPicPr>
+                  <pic:blipFill>
+                    <a:blip xmlns:r="http://schemas.openxmlformats.org/officeDocument/2006/relationships" r:embed="rId503708999">
+                      <a:extLst>
+                        <a:ext uri="{28A0092B-C50C-407E-A947-70E740481C1C}">
+                          <a14:useLocalDpi xmlns:a14="http://schemas.microsoft.com/office/drawing/2010/main"/>
+                        </a:ext>
+                      </a:extLst>
+                    </a:blip>
+                    <a:stretch>
+                      <a:fillRect/>
+                    </a:stretch>
+                  </pic:blipFill>
+                  <pic:spPr>
+                    <a:xfrm>
+                      <a:off x="0" y="0"/>
+                      <a:ext cx="3261643" cy="4877223"/>
+                    </a:xfrm>
+                    <a:prstGeom prst="rect">
+                      <a:avLst/>
+                    </a:prstGeom>
+                  </pic:spPr>
+                </pic:pic>
+              </a:graphicData>
+            </a:graphic>
+          </wp:inline>
+        </w:drawing>
+      </w:r>
+      <w:r>
+        <w:drawing>
+          <wp:inline wp14:editId="0D7D757D" wp14:anchorId="47161CCC">
+            <wp:extent cx="6638925" cy="6858000"/>
+            <wp:effectExtent l="0" t="0" r="0" b="0"/>
+            <wp:docPr id="1221589099" name="drawing"/>
+            <wp:cNvGraphicFramePr>
+              <a:graphicFrameLocks noChangeAspect="1"/>
+            </wp:cNvGraphicFramePr>
+            <a:graphic>
+              <a:graphicData xmlns:a="http://schemas.openxmlformats.org/drawingml/2006/main" uri="http://schemas.openxmlformats.org/drawingml/2006/picture">
+                <pic:pic xmlns:pic="http://schemas.openxmlformats.org/drawingml/2006/picture">
+                  <pic:nvPicPr>
+                    <pic:cNvPr id="1221589099" name="Picture 1221589099"/>
+                    <pic:cNvPicPr/>
+                  </pic:nvPicPr>
+                  <pic:blipFill>
+                    <a:blip xmlns:r="http://schemas.openxmlformats.org/officeDocument/2006/relationships" r:embed="rId1083882936">
+                      <a:extLst>
+                        <a:ext uri="{28A0092B-C50C-407E-A947-70E740481C1C}">
+                          <a14:useLocalDpi xmlns:a14="http://schemas.microsoft.com/office/drawing/2010/main"/>
+                        </a:ext>
+                      </a:extLst>
+                    </a:blip>
+                    <a:stretch>
+                      <a:fillRect/>
+                    </a:stretch>
+                  </pic:blipFill>
+                  <pic:spPr>
+                    <a:xfrm>
+                      <a:off x="0" y="0"/>
+                      <a:ext cx="6638925" cy="6858000"/>
+                    </a:xfrm>
+                    <a:prstGeom prst="rect">
+                      <a:avLst/>
+                    </a:prstGeom>
+                  </pic:spPr>
+                </pic:pic>
+              </a:graphicData>
+            </a:graphic>
+          </wp:inline>
+        </w:drawing>
+      </w:r>
+    </w:p>
+    <w:p>
+      <w:pPr>
+        <w:pStyle w:val="Normal"/>
+        <w:rPr>
+          <w:noProof w:val="0"/>
+          <w:lang w:val="en-US"/>
+        </w:rPr>
+      </w:pPr>
+      <w:r>
+        <w:drawing>
+          <wp:inline wp14:editId="3AC52017" wp14:anchorId="1F7DC45A">
+            <wp:extent cx="4552950" cy="6858000"/>
+            <wp:effectExtent l="0" t="0" r="0" b="0"/>
+            <wp:docPr id="803271472" name="drawing"/>
+            <wp:cNvGraphicFramePr>
+              <a:graphicFrameLocks noChangeAspect="1"/>
+            </wp:cNvGraphicFramePr>
+            <a:graphic>
+              <a:graphicData xmlns:a="http://schemas.openxmlformats.org/drawingml/2006/main" uri="http://schemas.openxmlformats.org/drawingml/2006/picture">
+                <pic:pic xmlns:pic="http://schemas.openxmlformats.org/drawingml/2006/picture">
+                  <pic:nvPicPr>
+                    <pic:cNvPr id="803271472" name="Picture 803271472"/>
+                    <pic:cNvPicPr/>
+                  </pic:nvPicPr>
+                  <pic:blipFill>
+                    <a:blip xmlns:r="http://schemas.openxmlformats.org/officeDocument/2006/relationships" r:embed="rId1300761083">
+                      <a:extLst>
+                        <a:ext uri="{28A0092B-C50C-407E-A947-70E740481C1C}">
+                          <a14:useLocalDpi xmlns:a14="http://schemas.microsoft.com/office/drawing/2010/main"/>
+                        </a:ext>
+                      </a:extLst>
+                    </a:blip>
+                    <a:stretch>
+                      <a:fillRect/>
+                    </a:stretch>
+                  </pic:blipFill>
+                  <pic:spPr>
+                    <a:xfrm>
+                      <a:off x="0" y="0"/>
+                      <a:ext cx="4552950" cy="6858000"/>
+                    </a:xfrm>
+                    <a:prstGeom prst="rect">
+                      <a:avLst/>
+                    </a:prstGeom>
+                  </pic:spPr>
+                </pic:pic>
+              </a:graphicData>
+            </a:graphic>
+          </wp:inline>
+        </w:drawing>
+      </w:r>
+    </w:p>
+    <w:p>
+      <w:pPr>
+        <w:pStyle w:val="Normal"/>
+        <w:rPr>
+          <w:noProof w:val="0"/>
+          <w:lang w:val="en-US"/>
+        </w:rPr>
       </w:pPr>
     </w:p>
     <w:sectPr>
@@ -3260,7 +3780,7 @@
     <w:next w:val="Normal"/>
     <w:unhideWhenUsed/>
     <w:qFormat/>
-    <w:rsid w:val="3783A09F"/>
+    <w:rsid w:val="799DAF53"/>
     <w:rPr>
       <w:rFonts w:eastAsia="" w:cs="" w:eastAsiaTheme="majorEastAsia" w:cstheme="majorBidi"/>
       <w:color w:val="0F4761" w:themeColor="accent1" w:themeTint="FF" w:themeShade="BF"/>
@@ -3271,6 +3791,17 @@
       <w:spacing w:before="80" w:after="40"/>
       <w:outlineLvl w:val="4"/>
     </w:pPr>
+  </w:style>
+  <w:style w:type="character" w:styleId="Hyperlink">
+    <w:uiPriority w:val="99"/>
+    <w:name w:val="Hyperlink"/>
+    <w:basedOn w:val="DefaultParagraphFont"/>
+    <w:unhideWhenUsed/>
+    <w:rsid w:val="799DAF53"/>
+    <w:rPr>
+      <w:color w:val="467886"/>
+      <w:u w:val="single"/>
+    </w:rPr>
   </w:style>
 </w:styles>
 </file>

--- a/Chapter 7 - Observational Validation and Comparison.docx
+++ b/Chapter 7 - Observational Validation and Comparison.docx
@@ -17,7 +17,7 @@
       </w:pPr>
       <w:r>
         <w:rPr>
-          <w:rFonts w:ascii="Aptos" w:hAnsi="Aptos" w:eastAsia="Aptos" w:cs="Aptos" w:asciiTheme="majorAscii" w:hAnsiTheme="majorAscii" w:eastAsiaTheme="majorEastAsia" w:cstheme="majorBidi"/>
+          <w:rFonts w:ascii="Aptos Display" w:hAnsi="Aptos Display" w:eastAsia="" w:cs="" w:asciiTheme="majorAscii" w:hAnsiTheme="majorAscii" w:eastAsiaTheme="majorEastAsia" w:cstheme="majorBidi"/>
           <w:b w:val="1"/>
           <w:bCs w:val="1"/>
           <w:noProof w:val="0"/>
@@ -28,6 +28,621 @@
         </w:rPr>
         <w:t>CHAPTER 7: OBSERVATIONAL VALIDATION AND COMPARATIVE ANALYSIS</w:t>
       </w:r>
+    </w:p>
+    <w:p>
+      <w:pPr>
+        <w:pStyle w:val="Heading1"/>
+      </w:pPr>
+      <w:r>
+        <w:rPr>
+          <w:rFonts w:ascii="Aptos Display" w:hAnsi="Aptos Display" w:eastAsia="Aptos Display" w:cs="Aptos Display"/>
+          <w:b w:val="1"/>
+          <w:bCs w:val="1"/>
+          <w:noProof w:val="0"/>
+          <w:sz w:val="32"/>
+          <w:szCs w:val="32"/>
+          <w:lang w:val="en-US"/>
+        </w:rPr>
+        <w:t>CHAPTER 7 — HEADER BLURB (SECTION INTRODUCTION)</w:t>
+      </w:r>
+    </w:p>
+    <w:p>
+      <w:r>
+        <w:rPr>
+          <w:rFonts w:ascii="Aptos Display" w:hAnsi="Aptos Display" w:eastAsia="Aptos Display" w:cs="Aptos Display"/>
+          <w:b w:val="1"/>
+          <w:bCs w:val="1"/>
+          <w:noProof w:val="0"/>
+          <w:sz w:val="32"/>
+          <w:szCs w:val="32"/>
+          <w:lang w:val="en-US"/>
+        </w:rPr>
+        <w:t>Observational Validation of Medium</w:t>
+      </w:r>
+      <w:r>
+        <w:noBreakHyphen/>
+      </w:r>
+      <w:r>
+        <w:rPr>
+          <w:rFonts w:ascii="Aptos Display" w:hAnsi="Aptos Display" w:eastAsia="Aptos Display" w:cs="Aptos Display"/>
+          <w:b w:val="1"/>
+          <w:bCs w:val="1"/>
+          <w:noProof w:val="0"/>
+          <w:sz w:val="32"/>
+          <w:szCs w:val="32"/>
+          <w:lang w:val="en-US"/>
+        </w:rPr>
+        <w:t>Dependent Light Behavior and Structured Collapse Modes</w:t>
+      </w:r>
+    </w:p>
+    <w:p>
+      <w:pPr>
+        <w:rPr>
+          <w:rFonts w:ascii="Aptos" w:hAnsi="Aptos" w:eastAsia="Aptos" w:cs="Aptos"/>
+          <w:noProof w:val="0"/>
+          <w:sz w:val="24"/>
+          <w:szCs w:val="24"/>
+          <w:lang w:val="en-US"/>
+        </w:rPr>
+      </w:pPr>
+      <w:r>
+        <w:rPr>
+          <w:rFonts w:ascii="Aptos" w:hAnsi="Aptos" w:eastAsia="Aptos" w:cs="Aptos" w:asciiTheme="minorAscii" w:hAnsiTheme="minorAscii" w:eastAsiaTheme="minorEastAsia" w:cstheme="minorBidi"/>
+          <w:noProof w:val="0"/>
+          <w:color w:val="auto"/>
+          <w:sz w:val="24"/>
+          <w:szCs w:val="24"/>
+          <w:lang w:val="en-US" w:eastAsia="ja-JP" w:bidi="ar-SA"/>
+        </w:rPr>
+        <w:t>This chapter consolidates the coalition model’s observational predictions into a unified validation corridor, linking medium</w:t>
+      </w:r>
+      <w:r>
+        <w:noBreakHyphen/>
+      </w:r>
+      <w:r>
+        <w:rPr>
+          <w:rFonts w:ascii="Aptos" w:hAnsi="Aptos" w:eastAsia="Aptos" w:cs="Aptos" w:asciiTheme="minorAscii" w:hAnsiTheme="minorAscii" w:eastAsiaTheme="minorEastAsia" w:cstheme="minorBidi"/>
+          <w:noProof w:val="0"/>
+          <w:color w:val="auto"/>
+          <w:sz w:val="24"/>
+          <w:szCs w:val="24"/>
+          <w:lang w:val="en-US" w:eastAsia="ja-JP" w:bidi="ar-SA"/>
+        </w:rPr>
+        <w:t>dependent light propagation, field</w:t>
+      </w:r>
+      <w:r>
+        <w:noBreakHyphen/>
+      </w:r>
+      <w:r>
+        <w:rPr>
+          <w:rFonts w:ascii="Aptos" w:hAnsi="Aptos" w:eastAsia="Aptos" w:cs="Aptos" w:asciiTheme="minorAscii" w:hAnsiTheme="minorAscii" w:eastAsiaTheme="minorEastAsia" w:cstheme="minorBidi"/>
+          <w:noProof w:val="0"/>
+          <w:color w:val="auto"/>
+          <w:sz w:val="24"/>
+          <w:szCs w:val="24"/>
+          <w:lang w:val="en-US" w:eastAsia="ja-JP" w:bidi="ar-SA"/>
+        </w:rPr>
+        <w:t>mode geometry, and multi</w:t>
+      </w:r>
+      <w:r>
+        <w:noBreakHyphen/>
+      </w:r>
+      <w:r>
+        <w:rPr>
+          <w:rFonts w:ascii="Aptos" w:hAnsi="Aptos" w:eastAsia="Aptos" w:cs="Aptos" w:asciiTheme="minorAscii" w:hAnsiTheme="minorAscii" w:eastAsiaTheme="minorEastAsia" w:cstheme="minorBidi"/>
+          <w:noProof w:val="0"/>
+          <w:color w:val="auto"/>
+          <w:sz w:val="24"/>
+          <w:szCs w:val="24"/>
+          <w:lang w:val="en-US" w:eastAsia="ja-JP" w:bidi="ar-SA"/>
+        </w:rPr>
+        <w:t>phase collapse behavior. By comparing coalition</w:t>
+      </w:r>
+      <w:r>
+        <w:noBreakHyphen/>
+      </w:r>
+      <w:r>
+        <w:rPr>
+          <w:rFonts w:ascii="Aptos" w:hAnsi="Aptos" w:eastAsia="Aptos" w:cs="Aptos" w:asciiTheme="minorAscii" w:hAnsiTheme="minorAscii" w:eastAsiaTheme="minorEastAsia" w:cstheme="minorBidi"/>
+          <w:noProof w:val="0"/>
+          <w:color w:val="auto"/>
+          <w:sz w:val="24"/>
+          <w:szCs w:val="24"/>
+          <w:lang w:val="en-US" w:eastAsia="ja-JP" w:bidi="ar-SA"/>
+        </w:rPr>
+        <w:t>derived signatures to high</w:t>
+      </w:r>
+      <w:r>
+        <w:noBreakHyphen/>
+      </w:r>
+      <w:r>
+        <w:rPr>
+          <w:rFonts w:ascii="Aptos" w:hAnsi="Aptos" w:eastAsia="Aptos" w:cs="Aptos" w:asciiTheme="minorAscii" w:hAnsiTheme="minorAscii" w:eastAsiaTheme="minorEastAsia" w:cstheme="minorBidi"/>
+          <w:noProof w:val="0"/>
+          <w:color w:val="auto"/>
+          <w:sz w:val="24"/>
+          <w:szCs w:val="24"/>
+          <w:lang w:val="en-US" w:eastAsia="ja-JP" w:bidi="ar-SA"/>
+        </w:rPr>
+        <w:t>resolution astrophysical data, we establish a direct testbed for distinguishing medium</w:t>
+      </w:r>
+      <w:r>
+        <w:noBreakHyphen/>
+      </w:r>
+      <w:r>
+        <w:rPr>
+          <w:rFonts w:ascii="Aptos" w:hAnsi="Aptos" w:eastAsia="Aptos" w:cs="Aptos" w:asciiTheme="minorAscii" w:hAnsiTheme="minorAscii" w:eastAsiaTheme="minorEastAsia" w:cstheme="minorBidi"/>
+          <w:noProof w:val="0"/>
+          <w:color w:val="auto"/>
+          <w:sz w:val="24"/>
+          <w:szCs w:val="24"/>
+          <w:lang w:val="en-US" w:eastAsia="ja-JP" w:bidi="ar-SA"/>
+        </w:rPr>
+        <w:t>driven dynamics from GR</w:t>
+      </w:r>
+      <w:r>
+        <w:noBreakHyphen/>
+      </w:r>
+      <w:r>
+        <w:rPr>
+          <w:rFonts w:ascii="Aptos" w:hAnsi="Aptos" w:eastAsia="Aptos" w:cs="Aptos" w:asciiTheme="minorAscii" w:hAnsiTheme="minorAscii" w:eastAsiaTheme="minorEastAsia" w:cstheme="minorBidi"/>
+          <w:noProof w:val="0"/>
+          <w:color w:val="auto"/>
+          <w:sz w:val="24"/>
+          <w:szCs w:val="24"/>
+          <w:lang w:val="en-US" w:eastAsia="ja-JP" w:bidi="ar-SA"/>
+        </w:rPr>
+        <w:t>based interpretations. The following subsection extends this framework to V465</w:t>
+      </w:r>
+      <w:r>
+        <w:noBreakHyphen/>
+      </w:r>
+      <w:r>
+        <w:rPr>
+          <w:rFonts w:ascii="Aptos" w:hAnsi="Aptos" w:eastAsia="Aptos" w:cs="Aptos" w:asciiTheme="minorAscii" w:hAnsiTheme="minorAscii" w:eastAsiaTheme="minorEastAsia" w:cstheme="minorBidi"/>
+          <w:noProof w:val="0"/>
+          <w:color w:val="auto"/>
+          <w:sz w:val="24"/>
+          <w:szCs w:val="24"/>
+          <w:lang w:val="en-US" w:eastAsia="ja-JP" w:bidi="ar-SA"/>
+        </w:rPr>
+        <w:t>class hypergiants, where geometric shell architectures provide a uniquely clean environment for evaluating the coalition model’s predictive structure.</w:t>
+      </w:r>
+    </w:p>
+    <w:p>
+      <w:pPr>
+        <w:pStyle w:val="Heading1"/>
+      </w:pPr>
+      <w:r>
+        <w:rPr>
+          <w:rFonts w:ascii="Aptos Display" w:hAnsi="Aptos Display" w:eastAsia="Aptos Display" w:cs="Aptos Display"/>
+          <w:b w:val="1"/>
+          <w:bCs w:val="1"/>
+          <w:noProof w:val="0"/>
+          <w:sz w:val="32"/>
+          <w:szCs w:val="32"/>
+          <w:lang w:val="en-US"/>
+        </w:rPr>
+        <w:t>2. MARGIN</w:t>
+      </w:r>
+      <w:r>
+        <w:noBreakHyphen/>
+      </w:r>
+      <w:r>
+        <w:rPr>
+          <w:rFonts w:ascii="Aptos Display" w:hAnsi="Aptos Display" w:eastAsia="Aptos Display" w:cs="Aptos Display"/>
+          <w:b w:val="1"/>
+          <w:bCs w:val="1"/>
+          <w:noProof w:val="0"/>
+          <w:sz w:val="32"/>
+          <w:szCs w:val="32"/>
+          <w:lang w:val="en-US"/>
+        </w:rPr>
+        <w:t>NOTE MICRO</w:t>
+      </w:r>
+      <w:r>
+        <w:noBreakHyphen/>
+      </w:r>
+      <w:r>
+        <w:rPr>
+          <w:rFonts w:ascii="Aptos Display" w:hAnsi="Aptos Display" w:eastAsia="Aptos Display" w:cs="Aptos Display"/>
+          <w:b w:val="1"/>
+          <w:bCs w:val="1"/>
+          <w:noProof w:val="0"/>
+          <w:sz w:val="32"/>
+          <w:szCs w:val="32"/>
+          <w:lang w:val="en-US"/>
+        </w:rPr>
+        <w:t>SUMMARY (1–2 SENTENCES)</w:t>
+      </w:r>
+    </w:p>
+    <w:p>
+      <w:pPr>
+        <w:rPr>
+          <w:rFonts w:ascii="Aptos" w:hAnsi="Aptos" w:eastAsia="Aptos" w:cs="Aptos" w:asciiTheme="minorAscii" w:hAnsiTheme="minorAscii" w:eastAsiaTheme="minorEastAsia" w:cstheme="minorBidi"/>
+          <w:noProof w:val="0"/>
+          <w:color w:val="auto"/>
+          <w:sz w:val="24"/>
+          <w:szCs w:val="24"/>
+          <w:lang w:val="en-US" w:eastAsia="ja-JP" w:bidi="ar-SA"/>
+        </w:rPr>
+      </w:pPr>
+      <w:r>
+        <w:rPr>
+          <w:rFonts w:ascii="Aptos" w:hAnsi="Aptos" w:eastAsia="Aptos" w:cs="Aptos" w:asciiTheme="minorAscii" w:hAnsiTheme="minorAscii" w:eastAsiaTheme="minorEastAsia" w:cstheme="minorBidi"/>
+          <w:noProof w:val="0"/>
+          <w:color w:val="auto"/>
+          <w:sz w:val="24"/>
+          <w:szCs w:val="24"/>
+          <w:lang w:val="en-US" w:eastAsia="ja-JP" w:bidi="ar-SA"/>
+        </w:rPr>
+        <w:t>(Place in the right</w:t>
+      </w:r>
+      <w:r>
+        <w:noBreakHyphen/>
+      </w:r>
+      <w:r>
+        <w:rPr>
+          <w:rFonts w:ascii="Aptos" w:hAnsi="Aptos" w:eastAsia="Aptos" w:cs="Aptos" w:asciiTheme="minorAscii" w:hAnsiTheme="minorAscii" w:eastAsiaTheme="minorEastAsia" w:cstheme="minorBidi"/>
+          <w:noProof w:val="0"/>
+          <w:color w:val="auto"/>
+          <w:sz w:val="24"/>
+          <w:szCs w:val="24"/>
+          <w:lang w:val="en-US" w:eastAsia="ja-JP" w:bidi="ar-SA"/>
+        </w:rPr>
+        <w:t>hand margin next to the subsection header.)</w:t>
+      </w:r>
+    </w:p>
+    <w:p>
+      <w:pPr>
+        <w:rPr>
+          <w:rFonts w:ascii="Aptos" w:hAnsi="Aptos" w:eastAsia="Aptos" w:cs="Aptos" w:asciiTheme="minorAscii" w:hAnsiTheme="minorAscii" w:eastAsiaTheme="minorEastAsia" w:cstheme="minorBidi"/>
+          <w:noProof w:val="0"/>
+          <w:color w:val="auto"/>
+          <w:sz w:val="24"/>
+          <w:szCs w:val="24"/>
+          <w:lang w:val="en-US" w:eastAsia="ja-JP" w:bidi="ar-SA"/>
+        </w:rPr>
+      </w:pPr>
+      <w:r>
+        <w:rPr>
+          <w:rFonts w:ascii="Aptos" w:hAnsi="Aptos" w:eastAsia="Aptos" w:cs="Aptos" w:asciiTheme="minorAscii" w:hAnsiTheme="minorAscii" w:eastAsiaTheme="minorEastAsia" w:cstheme="minorBidi"/>
+          <w:noProof w:val="0"/>
+          <w:color w:val="auto"/>
+          <w:sz w:val="24"/>
+          <w:szCs w:val="24"/>
+          <w:lang w:val="en-US" w:eastAsia="ja-JP" w:bidi="ar-SA"/>
+        </w:rPr>
+        <w:t xml:space="preserve">Coalition physics predicts </w:t>
+      </w:r>
+      <w:r>
+        <w:rPr>
+          <w:rFonts w:ascii="Aptos" w:hAnsi="Aptos" w:eastAsia="Aptos" w:cs="Aptos" w:asciiTheme="minorAscii" w:hAnsiTheme="minorAscii" w:eastAsiaTheme="minorEastAsia" w:cstheme="minorBidi"/>
+          <w:noProof w:val="0"/>
+          <w:color w:val="auto"/>
+          <w:sz w:val="24"/>
+          <w:szCs w:val="24"/>
+          <w:lang w:val="en-US" w:eastAsia="ja-JP" w:bidi="ar-SA"/>
+        </w:rPr>
+        <w:t>mode</w:t>
+      </w:r>
+      <w:r>
+        <w:noBreakHyphen/>
+      </w:r>
+      <w:r>
+        <w:rPr>
+          <w:rFonts w:ascii="Aptos" w:hAnsi="Aptos" w:eastAsia="Aptos" w:cs="Aptos" w:asciiTheme="minorAscii" w:hAnsiTheme="minorAscii" w:eastAsiaTheme="minorEastAsia" w:cstheme="minorBidi"/>
+          <w:noProof w:val="0"/>
+          <w:color w:val="auto"/>
+          <w:sz w:val="24"/>
+          <w:szCs w:val="24"/>
+          <w:lang w:val="en-US" w:eastAsia="ja-JP" w:bidi="ar-SA"/>
+        </w:rPr>
+        <w:t>quantized shells</w:t>
+      </w:r>
+      <w:r>
+        <w:rPr>
+          <w:rFonts w:ascii="Aptos" w:hAnsi="Aptos" w:eastAsia="Aptos" w:cs="Aptos" w:asciiTheme="minorAscii" w:hAnsiTheme="minorAscii" w:eastAsiaTheme="minorEastAsia" w:cstheme="minorBidi"/>
+          <w:noProof w:val="0"/>
+          <w:color w:val="auto"/>
+          <w:sz w:val="24"/>
+          <w:szCs w:val="24"/>
+          <w:lang w:val="en-US" w:eastAsia="ja-JP" w:bidi="ar-SA"/>
+        </w:rPr>
+        <w:t xml:space="preserve">, </w:t>
+      </w:r>
+      <w:r>
+        <w:rPr>
+          <w:rFonts w:ascii="Aptos" w:hAnsi="Aptos" w:eastAsia="Aptos" w:cs="Aptos" w:asciiTheme="minorAscii" w:hAnsiTheme="minorAscii" w:eastAsiaTheme="minorEastAsia" w:cstheme="minorBidi"/>
+          <w:noProof w:val="0"/>
+          <w:color w:val="auto"/>
+          <w:sz w:val="24"/>
+          <w:szCs w:val="24"/>
+          <w:lang w:val="en-US" w:eastAsia="ja-JP" w:bidi="ar-SA"/>
+        </w:rPr>
+        <w:t>medium</w:t>
+      </w:r>
+      <w:r>
+        <w:noBreakHyphen/>
+      </w:r>
+      <w:r>
+        <w:rPr>
+          <w:rFonts w:ascii="Aptos" w:hAnsi="Aptos" w:eastAsia="Aptos" w:cs="Aptos" w:asciiTheme="minorAscii" w:hAnsiTheme="minorAscii" w:eastAsiaTheme="minorEastAsia" w:cstheme="minorBidi"/>
+          <w:noProof w:val="0"/>
+          <w:color w:val="auto"/>
+          <w:sz w:val="24"/>
+          <w:szCs w:val="24"/>
+          <w:lang w:val="en-US" w:eastAsia="ja-JP" w:bidi="ar-SA"/>
+        </w:rPr>
+        <w:t>driven spectral steps</w:t>
+      </w:r>
+      <w:r>
+        <w:rPr>
+          <w:rFonts w:ascii="Aptos" w:hAnsi="Aptos" w:eastAsia="Aptos" w:cs="Aptos" w:asciiTheme="minorAscii" w:hAnsiTheme="minorAscii" w:eastAsiaTheme="minorEastAsia" w:cstheme="minorBidi"/>
+          <w:noProof w:val="0"/>
+          <w:color w:val="auto"/>
+          <w:sz w:val="24"/>
+          <w:szCs w:val="24"/>
+          <w:lang w:val="en-US" w:eastAsia="ja-JP" w:bidi="ar-SA"/>
+        </w:rPr>
+        <w:t xml:space="preserve">, and a </w:t>
+      </w:r>
+      <w:r>
+        <w:rPr>
+          <w:rFonts w:ascii="Aptos" w:hAnsi="Aptos" w:eastAsia="Aptos" w:cs="Aptos" w:asciiTheme="minorAscii" w:hAnsiTheme="minorAscii" w:eastAsiaTheme="minorEastAsia" w:cstheme="minorBidi"/>
+          <w:noProof w:val="0"/>
+          <w:color w:val="auto"/>
+          <w:sz w:val="24"/>
+          <w:szCs w:val="24"/>
+          <w:lang w:val="en-US" w:eastAsia="ja-JP" w:bidi="ar-SA"/>
+        </w:rPr>
+        <w:t>finite</w:t>
+      </w:r>
+      <w:r>
+        <w:noBreakHyphen/>
+      </w:r>
+      <w:r>
+        <w:rPr>
+          <w:rFonts w:ascii="Aptos" w:hAnsi="Aptos" w:eastAsia="Aptos" w:cs="Aptos" w:asciiTheme="minorAscii" w:hAnsiTheme="minorAscii" w:eastAsiaTheme="minorEastAsia" w:cstheme="minorBidi"/>
+          <w:noProof w:val="0"/>
+          <w:color w:val="auto"/>
+          <w:sz w:val="24"/>
+          <w:szCs w:val="24"/>
+          <w:lang w:val="en-US" w:eastAsia="ja-JP" w:bidi="ar-SA"/>
+        </w:rPr>
+        <w:t>density collapse endpoint</w:t>
+      </w:r>
+      <w:r>
+        <w:rPr>
+          <w:rFonts w:ascii="Aptos" w:hAnsi="Aptos" w:eastAsia="Aptos" w:cs="Aptos" w:asciiTheme="minorAscii" w:hAnsiTheme="minorAscii" w:eastAsiaTheme="minorEastAsia" w:cstheme="minorBidi"/>
+          <w:noProof w:val="0"/>
+          <w:color w:val="auto"/>
+          <w:sz w:val="24"/>
+          <w:szCs w:val="24"/>
+          <w:lang w:val="en-US" w:eastAsia="ja-JP" w:bidi="ar-SA"/>
+        </w:rPr>
+        <w:t>, offering a clean observational test against GR</w:t>
+      </w:r>
+      <w:r>
+        <w:noBreakHyphen/>
+      </w:r>
+      <w:r>
+        <w:rPr>
+          <w:rFonts w:ascii="Aptos" w:hAnsi="Aptos" w:eastAsia="Aptos" w:cs="Aptos" w:asciiTheme="minorAscii" w:hAnsiTheme="minorAscii" w:eastAsiaTheme="minorEastAsia" w:cstheme="minorBidi"/>
+          <w:noProof w:val="0"/>
+          <w:color w:val="auto"/>
+          <w:sz w:val="24"/>
+          <w:szCs w:val="24"/>
+          <w:lang w:val="en-US" w:eastAsia="ja-JP" w:bidi="ar-SA"/>
+        </w:rPr>
+        <w:t>based interpretations.</w:t>
+      </w:r>
+    </w:p>
+    <w:p>
+      <w:pPr>
+        <w:pStyle w:val="Heading1"/>
+      </w:pPr>
+      <w:r>
+        <w:rPr>
+          <w:rFonts w:ascii="Aptos Display" w:hAnsi="Aptos Display" w:eastAsia="Aptos Display" w:cs="Aptos Display"/>
+          <w:b w:val="1"/>
+          <w:bCs w:val="1"/>
+          <w:noProof w:val="0"/>
+          <w:sz w:val="32"/>
+          <w:szCs w:val="32"/>
+          <w:lang w:val="en-US"/>
+        </w:rPr>
+        <w:t>3. FIGURE CAPTION — SHELL</w:t>
+      </w:r>
+      <w:r>
+        <w:noBreakHyphen/>
+      </w:r>
+      <w:r>
+        <w:rPr>
+          <w:rFonts w:ascii="Aptos Display" w:hAnsi="Aptos Display" w:eastAsia="Aptos Display" w:cs="Aptos Display"/>
+          <w:b w:val="1"/>
+          <w:bCs w:val="1"/>
+          <w:noProof w:val="0"/>
+          <w:sz w:val="32"/>
+          <w:szCs w:val="32"/>
+          <w:lang w:val="en-US"/>
+        </w:rPr>
+        <w:t>MODE DIAGRAM (MX FIELD</w:t>
+      </w:r>
+      <w:r>
+        <w:noBreakHyphen/>
+      </w:r>
+      <w:r>
+        <w:rPr>
+          <w:rFonts w:ascii="Aptos Display" w:hAnsi="Aptos Display" w:eastAsia="Aptos Display" w:cs="Aptos Display"/>
+          <w:b w:val="1"/>
+          <w:bCs w:val="1"/>
+          <w:noProof w:val="0"/>
+          <w:sz w:val="32"/>
+          <w:szCs w:val="32"/>
+          <w:lang w:val="en-US"/>
+        </w:rPr>
+        <w:t>MODE STRUCTURE)</w:t>
+      </w:r>
+    </w:p>
+    <w:p>
+      <w:r>
+        <w:rPr>
+          <w:rFonts w:ascii="Aptos Display" w:hAnsi="Aptos Display" w:eastAsia="Aptos Display" w:cs="Aptos Display"/>
+          <w:i w:val="1"/>
+          <w:iCs w:val="1"/>
+          <w:noProof w:val="0"/>
+          <w:sz w:val="32"/>
+          <w:szCs w:val="32"/>
+          <w:lang w:val="en-US"/>
+        </w:rPr>
+        <w:t>(Place directly under the figure showing the shell</w:t>
+      </w:r>
+      <w:r>
+        <w:noBreakHyphen/>
+      </w:r>
+      <w:r>
+        <w:rPr>
+          <w:rFonts w:ascii="Aptos Display" w:hAnsi="Aptos Display" w:eastAsia="Aptos Display" w:cs="Aptos Display"/>
+          <w:i w:val="1"/>
+          <w:iCs w:val="1"/>
+          <w:noProof w:val="0"/>
+          <w:sz w:val="32"/>
+          <w:szCs w:val="32"/>
+          <w:lang w:val="en-US"/>
+        </w:rPr>
+        <w:t>mode diagram.)</w:t>
+      </w:r>
+    </w:p>
+    <w:p>
+      <w:pPr>
+        <w:rPr>
+          <w:rFonts w:ascii="Aptos" w:hAnsi="Aptos" w:eastAsia="Aptos" w:cs="Aptos" w:asciiTheme="minorAscii" w:hAnsiTheme="minorAscii" w:eastAsiaTheme="minorEastAsia" w:cstheme="minorBidi"/>
+          <w:noProof w:val="0"/>
+          <w:color w:val="auto"/>
+          <w:sz w:val="24"/>
+          <w:szCs w:val="24"/>
+          <w:lang w:val="en-US" w:eastAsia="ja-JP" w:bidi="ar-SA"/>
+        </w:rPr>
+      </w:pPr>
+      <w:r>
+        <w:rPr>
+          <w:rFonts w:ascii="Aptos" w:hAnsi="Aptos" w:eastAsia="Aptos" w:cs="Aptos" w:asciiTheme="minorAscii" w:hAnsiTheme="minorAscii" w:eastAsiaTheme="minorEastAsia" w:cstheme="minorBidi"/>
+          <w:noProof w:val="0"/>
+          <w:color w:val="auto"/>
+          <w:sz w:val="24"/>
+          <w:szCs w:val="24"/>
+          <w:lang w:val="en-US" w:eastAsia="ja-JP" w:bidi="ar-SA"/>
+        </w:rPr>
+        <w:t>Figure X.</w:t>
+      </w:r>
+      <w:r>
+        <w:rPr>
+          <w:rFonts w:ascii="Aptos" w:hAnsi="Aptos" w:eastAsia="Aptos" w:cs="Aptos" w:asciiTheme="minorAscii" w:hAnsiTheme="minorAscii" w:eastAsiaTheme="minorEastAsia" w:cstheme="minorBidi"/>
+          <w:noProof w:val="0"/>
+          <w:color w:val="auto"/>
+          <w:sz w:val="24"/>
+          <w:szCs w:val="24"/>
+          <w:lang w:val="en-US" w:eastAsia="ja-JP" w:bidi="ar-SA"/>
+        </w:rPr>
+        <w:t xml:space="preserve"> </w:t>
+      </w:r>
+      <w:r>
+        <w:rPr>
+          <w:rFonts w:ascii="Aptos" w:hAnsi="Aptos" w:eastAsia="Aptos" w:cs="Aptos" w:asciiTheme="minorAscii" w:hAnsiTheme="minorAscii" w:eastAsiaTheme="minorEastAsia" w:cstheme="minorBidi"/>
+          <w:noProof w:val="0"/>
+          <w:color w:val="auto"/>
+          <w:sz w:val="24"/>
+          <w:szCs w:val="24"/>
+          <w:lang w:val="en-US" w:eastAsia="ja-JP" w:bidi="ar-SA"/>
+        </w:rPr>
+        <w:t>Mode</w:t>
+      </w:r>
+      <w:r>
+        <w:noBreakHyphen/>
+      </w:r>
+      <w:r>
+        <w:rPr>
+          <w:rFonts w:ascii="Aptos" w:hAnsi="Aptos" w:eastAsia="Aptos" w:cs="Aptos" w:asciiTheme="minorAscii" w:hAnsiTheme="minorAscii" w:eastAsiaTheme="minorEastAsia" w:cstheme="minorBidi"/>
+          <w:noProof w:val="0"/>
+          <w:color w:val="auto"/>
+          <w:sz w:val="24"/>
+          <w:szCs w:val="24"/>
+          <w:lang w:val="en-US" w:eastAsia="ja-JP" w:bidi="ar-SA"/>
+        </w:rPr>
+        <w:t>indexed shell architecture (n = 1…N) generated by MX standing</w:t>
+      </w:r>
+      <w:r>
+        <w:noBreakHyphen/>
+      </w:r>
+      <w:r>
+        <w:rPr>
+          <w:rFonts w:ascii="Aptos" w:hAnsi="Aptos" w:eastAsia="Aptos" w:cs="Aptos" w:asciiTheme="minorAscii" w:hAnsiTheme="minorAscii" w:eastAsiaTheme="minorEastAsia" w:cstheme="minorBidi"/>
+          <w:noProof w:val="0"/>
+          <w:color w:val="auto"/>
+          <w:sz w:val="24"/>
+          <w:szCs w:val="24"/>
+          <w:lang w:val="en-US" w:eastAsia="ja-JP" w:bidi="ar-SA"/>
+        </w:rPr>
+        <w:t>field solutions during hypergiant terminal instability. Each shell corresponds to an isosurface Φₙ = const, with spacing set by the mode structure rather than stochastic mass</w:t>
+      </w:r>
+      <w:r>
+        <w:noBreakHyphen/>
+      </w:r>
+      <w:r>
+        <w:rPr>
+          <w:rFonts w:ascii="Aptos" w:hAnsi="Aptos" w:eastAsia="Aptos" w:cs="Aptos" w:asciiTheme="minorAscii" w:hAnsiTheme="minorAscii" w:eastAsiaTheme="minorEastAsia" w:cstheme="minorBidi"/>
+          <w:noProof w:val="0"/>
+          <w:color w:val="auto"/>
+          <w:sz w:val="24"/>
+          <w:szCs w:val="24"/>
+          <w:lang w:val="en-US" w:eastAsia="ja-JP" w:bidi="ar-SA"/>
+        </w:rPr>
+        <w:t>loss. Inner shells exhibit higher field intensity and harder spectra, while outer shells reflect medium</w:t>
+      </w:r>
+      <w:r>
+        <w:noBreakHyphen/>
+      </w:r>
+      <w:r>
+        <w:rPr>
+          <w:rFonts w:ascii="Aptos" w:hAnsi="Aptos" w:eastAsia="Aptos" w:cs="Aptos" w:asciiTheme="minorAscii" w:hAnsiTheme="minorAscii" w:eastAsiaTheme="minorEastAsia" w:cstheme="minorBidi"/>
+          <w:noProof w:val="0"/>
+          <w:color w:val="auto"/>
+          <w:sz w:val="24"/>
+          <w:szCs w:val="24"/>
+          <w:lang w:val="en-US" w:eastAsia="ja-JP" w:bidi="ar-SA"/>
+        </w:rPr>
+        <w:t>driven frequency suppression predicted by the light</w:t>
+      </w:r>
+      <w:r>
+        <w:noBreakHyphen/>
+      </w:r>
+      <w:r>
+        <w:rPr>
+          <w:rFonts w:ascii="Aptos" w:hAnsi="Aptos" w:eastAsia="Aptos" w:cs="Aptos" w:asciiTheme="minorAscii" w:hAnsiTheme="minorAscii" w:eastAsiaTheme="minorEastAsia" w:cstheme="minorBidi"/>
+          <w:noProof w:val="0"/>
+          <w:color w:val="auto"/>
+          <w:sz w:val="24"/>
+          <w:szCs w:val="24"/>
+          <w:lang w:val="en-US" w:eastAsia="ja-JP" w:bidi="ar-SA"/>
+        </w:rPr>
+        <w:t>speed–medium law.</w:t>
+      </w:r>
+    </w:p>
+    <w:p>
+      <w:pPr>
+        <w:pStyle w:val="Normal"/>
+        <w:rPr>
+          <w:rFonts w:ascii="Aptos Display" w:hAnsi="Aptos Display" w:eastAsia="" w:cs="" w:asciiTheme="majorAscii" w:hAnsiTheme="majorAscii" w:eastAsiaTheme="majorEastAsia" w:cstheme="majorBidi"/>
+          <w:b w:val="1"/>
+          <w:bCs w:val="1"/>
+          <w:noProof w:val="0"/>
+          <w:color w:val="0F4761" w:themeColor="accent1" w:themeTint="FF" w:themeShade="BF"/>
+          <w:sz w:val="32"/>
+          <w:szCs w:val="32"/>
+          <w:lang w:val="en-US" w:eastAsia="ja-JP" w:bidi="ar-SA"/>
+        </w:rPr>
+      </w:pPr>
     </w:p>
     <w:p>
       <w:pPr>
@@ -510,22 +1125,54 @@
           </w:tcPr>
           <w:p>
             <w:pPr>
-              <w:spacing w:before="0" w:beforeAutospacing="off" w:after="0" w:afterAutospacing="off"/>
+              <w:pStyle w:val="Normal"/>
+              <w:suppressLineNumbers w:val="0"/>
+              <w:bidi w:val="0"/>
+              <w:spacing w:before="0" w:beforeAutospacing="off" w:after="0" w:afterAutospacing="off" w:line="279" w:lineRule="auto"/>
+              <w:ind w:left="0" w:right="0"/>
+              <w:jc w:val="left"/>
             </w:pPr>
             <w:r>
-              <w:rPr/>
-              <w:t xml:space="preserve">Hard, highly conductive </w:t>
+              <w:rPr>
+                <w:rFonts w:ascii="Aptos" w:hAnsi="Aptos" w:eastAsia="Aptos" w:cs="Aptos"/>
+                <w:b w:val="1"/>
+                <w:bCs w:val="1"/>
+                <w:noProof w:val="0"/>
+                <w:sz w:val="24"/>
+                <w:szCs w:val="24"/>
+                <w:lang w:val="en-US"/>
+              </w:rPr>
+              <w:t>Refractive Horizon:</w:t>
             </w:r>
             <w:r>
               <w:rPr>
-                <w:b w:val="1"/>
-                <w:bCs w:val="1"/>
+                <w:rFonts w:ascii="Aptos" w:hAnsi="Aptos" w:eastAsia="Aptos" w:cs="Aptos"/>
+                <w:noProof w:val="0"/>
+                <w:sz w:val="24"/>
+                <w:szCs w:val="24"/>
+                <w:lang w:val="en-US"/>
               </w:rPr>
-              <w:t>physical boundary layer</w:t>
+              <w:t xml:space="preserve"> The zone where local light speed—reduced by the non-vacuum medium c=1/(mu)(epsilon)^1/2—falls below the system's escape velocity ($R_{\text{cloak}} = 10.2\</w:t>
             </w:r>
             <w:r>
-              <w:rPr/>
-              <w:t xml:space="preserve"> ($R_{\text{cloak}} = 10.2\text{ km}$).</w:t>
+              <w:rPr>
+                <w:rFonts w:ascii="Aptos" w:hAnsi="Aptos" w:eastAsia="Aptos" w:cs="Aptos"/>
+                <w:noProof w:val="0"/>
+                <w:sz w:val="24"/>
+                <w:szCs w:val="24"/>
+                <w:lang w:val="en-US"/>
+              </w:rPr>
+              <w:t>text{ km</w:t>
+            </w:r>
+            <w:r>
+              <w:rPr>
+                <w:rFonts w:ascii="Aptos" w:hAnsi="Aptos" w:eastAsia="Aptos" w:cs="Aptos"/>
+                <w:noProof w:val="0"/>
+                <w:sz w:val="24"/>
+                <w:szCs w:val="24"/>
+                <w:lang w:val="en-US"/>
+              </w:rPr>
+              <w:t>}$).</w:t>
             </w:r>
           </w:p>
         </w:tc>
@@ -595,22 +1242,72 @@
           </w:tcPr>
           <w:p>
             <w:pPr>
-              <w:spacing w:before="0" w:beforeAutospacing="off" w:after="0" w:afterAutospacing="off"/>
+              <w:pStyle w:val="Normal"/>
+              <w:suppressLineNumbers w:val="0"/>
+              <w:bidi w:val="0"/>
+              <w:spacing w:before="0" w:beforeAutospacing="off" w:after="0" w:afterAutospacing="off" w:line="279" w:lineRule="auto"/>
+              <w:ind w:left="0" w:right="0"/>
+              <w:jc w:val="left"/>
             </w:pPr>
             <w:r>
-              <w:rPr/>
-              <w:t xml:space="preserve">Finite, stable mass density ($1.44 M_\odot$) balanced by </w:t>
+              <w:rPr>
+                <w:rFonts w:ascii="Aptos" w:hAnsi="Aptos" w:eastAsia="Aptos" w:cs="Aptos"/>
+                <w:b w:val="1"/>
+                <w:bCs w:val="1"/>
+                <w:noProof w:val="0"/>
+                <w:sz w:val="24"/>
+                <w:szCs w:val="24"/>
+                <w:lang w:val="en-US"/>
+              </w:rPr>
+              <w:t xml:space="preserve">Finite, stable mass </w:t>
             </w:r>
             <w:r>
               <w:rPr>
+                <w:rFonts w:ascii="Aptos" w:hAnsi="Aptos" w:eastAsia="Aptos" w:cs="Aptos"/>
                 <w:b w:val="1"/>
                 <w:bCs w:val="1"/>
+                <w:noProof w:val="0"/>
+                <w:sz w:val="24"/>
+                <w:szCs w:val="24"/>
+                <w:lang w:val="en-US"/>
               </w:rPr>
-              <w:t>local medium pressure equilibrium</w:t>
+              <w:t>density ($1.44_\</w:t>
             </w:r>
             <w:r>
-              <w:rPr/>
-              <w:t>.</w:t>
+              <w:rPr>
+                <w:rFonts w:ascii="Aptos" w:hAnsi="Aptos" w:eastAsia="Aptos" w:cs="Aptos"/>
+                <w:b w:val="1"/>
+                <w:bCs w:val="1"/>
+                <w:noProof w:val="0"/>
+                <w:sz w:val="24"/>
+                <w:szCs w:val="24"/>
+                <w:lang w:val="en-US"/>
+              </w:rPr>
+              <w:t>odot</w:t>
+            </w:r>
+            <w:r>
+              <w:rPr>
+                <w:rFonts w:ascii="Aptos" w:hAnsi="Aptos" w:eastAsia="Aptos" w:cs="Aptos"/>
+                <w:b w:val="1"/>
+                <w:bCs w:val="1"/>
+                <w:noProof w:val="0"/>
+                <w:sz w:val="24"/>
+                <w:szCs w:val="24"/>
+                <w:lang w:val="en-US"/>
+              </w:rPr>
+              <w:t>$</w:t>
+            </w:r>
+            <w:r>
+              <w:rPr>
+                <w:rFonts w:ascii="Aptos" w:hAnsi="Aptos" w:eastAsia="Aptos" w:cs="Aptos"/>
+                <w:b w:val="1"/>
+                <w:bCs w:val="1"/>
+                <w:noProof w:val="0"/>
+                <w:sz w:val="24"/>
+                <w:szCs w:val="24"/>
+                <w:lang w:val="en-US"/>
+              </w:rPr>
+              <w:t>) balanced by local medium pressure equilibrium</w:t>
             </w:r>
           </w:p>
         </w:tc>
@@ -1061,6 +1758,33 @@
     </w:p>
     <w:p>
       <w:pPr>
+        <w:bidi w:val="0"/>
+        <w:rPr>
+          <w:rFonts w:ascii="Aptos" w:hAnsi="Aptos" w:eastAsia="Aptos" w:cs="Aptos"/>
+          <w:b w:val="1"/>
+          <w:bCs w:val="1"/>
+          <w:noProof w:val="0"/>
+          <w:sz w:val="28"/>
+          <w:szCs w:val="28"/>
+          <w:lang w:val="en-US"/>
+        </w:rPr>
+      </w:pPr>
+      <w:r>
+        <w:rPr>
+          <w:rFonts w:ascii="Aptos" w:hAnsi="Aptos" w:eastAsia="Aptos" w:cs="Aptos" w:asciiTheme="minorAscii" w:hAnsiTheme="minorAscii" w:eastAsiaTheme="majorEastAsia" w:cstheme="majorBidi"/>
+          <w:b w:val="1"/>
+          <w:bCs w:val="1"/>
+          <w:noProof w:val="0"/>
+          <w:color w:val="0F4761" w:themeColor="accent1" w:themeTint="FF" w:themeShade="BF"/>
+          <w:sz w:val="28"/>
+          <w:szCs w:val="28"/>
+          <w:lang w:val="en-US" w:eastAsia="ja-JP" w:bidi="ar-SA"/>
+        </w:rPr>
+        <w:t>### 7.5 Case Studies in Observational Validation</w:t>
+      </w:r>
+    </w:p>
+    <w:p>
+      <w:pPr>
         <w:pStyle w:val="Heading3"/>
         <w:spacing w:before="0" w:beforeAutospacing="off" w:after="281" w:afterAutospacing="off"/>
       </w:pPr>
@@ -1106,6 +1830,69 @@
         </w:rPr>
         <w:t>The Coalition Model resolves this by treating the magnetar state not as a distinct species of star, but as a high-flux electromechanical variation driven by localized external medium configurations.</w:t>
       </w:r>
+    </w:p>
+    <w:p>
+      <w:r>
+        <w:rPr>
+          <w:rFonts w:ascii="Consolas" w:hAnsi="Consolas" w:eastAsia="Consolas" w:cs="Consolas"/>
+          <w:noProof w:val="0"/>
+          <w:sz w:val="24"/>
+          <w:szCs w:val="24"/>
+          <w:lang w:val="en-US"/>
+        </w:rPr>
+        <w:t>7.5.1 Case Study 1: High</w:t>
+      </w:r>
+      <w:r>
+        <w:noBreakHyphen/>
+      </w:r>
+      <w:r>
+        <w:rPr>
+          <w:rFonts w:ascii="Consolas" w:hAnsi="Consolas" w:eastAsia="Consolas" w:cs="Consolas"/>
+          <w:noProof w:val="0"/>
+          <w:sz w:val="24"/>
+          <w:szCs w:val="24"/>
+          <w:lang w:val="en-US"/>
+        </w:rPr>
+        <w:t>Flux Scaling and the Deconfinement Transition (Magnetars)</w:t>
+      </w:r>
+      <w:r>
+        <w:br/>
+      </w:r>
+      <w:r>
+        <w:rPr>
+          <w:rFonts w:ascii="Consolas" w:hAnsi="Consolas" w:eastAsia="Consolas" w:cs="Consolas"/>
+          <w:noProof w:val="0"/>
+          <w:sz w:val="24"/>
+          <w:szCs w:val="24"/>
+          <w:lang w:val="en-US"/>
+        </w:rPr>
+        <w:t>7.5.2 Case Study 2: Macro</w:t>
+      </w:r>
+      <w:r>
+        <w:noBreakHyphen/>
+      </w:r>
+      <w:r>
+        <w:rPr>
+          <w:rFonts w:ascii="Consolas" w:hAnsi="Consolas" w:eastAsia="Consolas" w:cs="Consolas"/>
+          <w:noProof w:val="0"/>
+          <w:sz w:val="24"/>
+          <w:szCs w:val="24"/>
+          <w:lang w:val="en-US"/>
+        </w:rPr>
+        <w:t>Scale Core Scaling (AGN &amp; Blazars)</w:t>
+      </w:r>
+    </w:p>
+    <w:p>
+      <w:pPr>
+        <w:spacing w:before="0" w:beforeAutospacing="off" w:after="240" w:afterAutospacing="off"/>
+        <w:rPr>
+          <w:rFonts w:ascii="Aptos" w:hAnsi="Aptos" w:eastAsia="Aptos" w:cs="Aptos"/>
+          <w:noProof w:val="0"/>
+          <w:sz w:val="24"/>
+          <w:szCs w:val="24"/>
+          <w:lang w:val="en-US"/>
+        </w:rPr>
+      </w:pPr>
     </w:p>
     <w:p>
       <w:pPr>
@@ -3803,6 +4590,26 @@
       <w:u w:val="single"/>
     </w:rPr>
   </w:style>
+  <w:style w:type="paragraph" w:styleId="Heading1">
+    <w:uiPriority w:val="9"/>
+    <w:name w:val="heading 1"/>
+    <w:basedOn w:val="Normal"/>
+    <w:next w:val="Normal"/>
+    <w:qFormat/>
+    <w:rsid w:val="27197F26"/>
+    <w:rPr>
+      <w:rFonts w:ascii="Aptos Display" w:hAnsi="Aptos Display" w:eastAsia="" w:cs="" w:asciiTheme="majorAscii" w:hAnsiTheme="majorAscii" w:eastAsiaTheme="majorEastAsia" w:cstheme="majorBidi"/>
+      <w:color w:val="0F4761" w:themeColor="accent1" w:themeTint="FF" w:themeShade="BF"/>
+      <w:sz w:val="40"/>
+      <w:szCs w:val="40"/>
+    </w:rPr>
+    <w:pPr>
+      <w:keepNext w:val="1"/>
+      <w:keepLines w:val="1"/>
+      <w:spacing w:before="360" w:after="80"/>
+      <w:outlineLvl w:val="0"/>
+    </w:pPr>
+  </w:style>
 </w:styles>
 </file>
 
